--- a/Document/Document.docx
+++ b/Document/Document.docx
@@ -2189,13 +2189,9 @@
       </w:r>
     </w:p>
     <w:p>
-      <w:pPr>
-        <w:pStyle w:val="a9"/>
-        <w:numPr>
-          <w:ilvl w:val="0"/>
-          <w:numId w:val="5"/>
-        </w:numPr>
-      </w:pPr>
+      <w:r>
+        <w:t>(1)</w:t>
+      </w:r>
       <w:r>
         <w:rPr>
           <w:rFonts w:hint="eastAsia"/>
@@ -2343,13 +2339,15 @@
     </w:p>
     <w:p/>
     <w:p>
-      <w:pPr>
-        <w:pStyle w:val="a9"/>
-        <w:numPr>
-          <w:ilvl w:val="0"/>
-          <w:numId w:val="5"/>
-        </w:numPr>
-      </w:pPr>
+      <w:r>
+        <w:t>(</w:t>
+      </w:r>
+      <w:r>
+        <w:t>2</w:t>
+      </w:r>
+      <w:r>
+        <w:t>)</w:t>
+      </w:r>
       <w:r>
         <w:rPr>
           <w:rFonts w:hint="eastAsia"/>
@@ -2363,17 +2361,20 @@
         <w:t>要做到真善美的话非常建议</w:t>
       </w:r>
       <w:r>
-        <w:t>对于任意两个模式Y和X，如果X是Y的模式，那Y就应该在X的上层，并且，要做到X即便换了一种模式（状态、模态）（比如X可以切换到模式X1或者模式X2，比如上层ai系统(Y)中的神经网络nn(X)可以切换到bnn神经网络(X1)也可以切换到cnn神经网络(X2)）也可以不改Y</w:t>
-      </w:r>
-      <w:r>
+        <w:t>对于任意两个模式Y和X，如果X是Y的模式，那Y就应该在X的上层，并且，要做到X即便换了一种模式（状态、模态）（比如X可以切换到模式X1或者模式X2，比如上层ai系统(Y)中的神经网络nn(X)可以切换到bnn神经网络(X1)也可以切换到cnn神经网络(X2)）也可以不改Y的</w:t>
+      </w:r>
+      <w:r>
+        <w:rPr>
+          <w:rFonts w:hint="eastAsia"/>
+        </w:rPr>
+        <w:t>内容</w:t>
+      </w:r>
+      <w:r>
+        <w:rPr>
+          <w:rFonts w:hint="eastAsia"/>
+        </w:rPr>
         <w:lastRenderedPageBreak/>
-        <w:t>的</w:t>
-      </w:r>
-      <w:r>
-        <w:rPr>
-          <w:rFonts w:hint="eastAsia"/>
-        </w:rPr>
-        <w:t>内容（比如代码）</w:t>
+        <w:t>（比如代码）</w:t>
       </w:r>
       <w:r>
         <w:t>就可以正确运行，哪怕X的模式切换是不保留原模式、删除原模式而用新模式替换掉原模式的。</w:t>
@@ -2385,10 +2386,7 @@
         <w:t>如果已经做到了</w:t>
       </w:r>
       <w:r>
-        <w:rPr>
-          <w:rFonts w:hint="eastAsia"/>
-        </w:rPr>
-        <w:t>①</w:t>
+        <w:t>(1)</w:t>
       </w:r>
       <w:r>
         <w:rPr>
@@ -2397,10 +2395,19 @@
         <w:t>的要求的话，那可以把</w:t>
       </w:r>
       <w:r>
-        <w:rPr>
-          <w:rFonts w:hint="eastAsia"/>
-        </w:rPr>
-        <w:t>②开始到上一句话结束</w:t>
+        <w:t>(</w:t>
+      </w:r>
+      <w:r>
+        <w:t>2</w:t>
+      </w:r>
+      <w:r>
+        <w:t>)</w:t>
+      </w:r>
+      <w:r>
+        <w:rPr>
+          <w:rFonts w:hint="eastAsia"/>
+        </w:rPr>
+        <w:t>开始到上一句话结束</w:t>
       </w:r>
       <w:r>
         <w:rPr>
@@ -2409,10 +2416,7 @@
         <w:t>和</w:t>
       </w:r>
       <w:r>
-        <w:rPr>
-          <w:rFonts w:hint="eastAsia"/>
-        </w:rPr>
-        <w:t>①</w:t>
+        <w:t>(1)</w:t>
       </w:r>
       <w:r>
         <w:rPr>

--- a/Document/Document.docx
+++ b/Document/Document.docx
@@ -2940,7 +2940,19 @@
         <w:rPr>
           <w:rFonts w:hint="eastAsia"/>
         </w:rPr>
-        <w:t>然后最高层那个目录是抽象基类，下面的层的就是具体实现</w:t>
+        <w:t>然后最高层那个目录</w:t>
+      </w:r>
+      <w:r>
+        <w:rPr>
+          <w:rFonts w:hint="eastAsia"/>
+        </w:rPr>
+        <w:t>的</w:t>
+      </w:r>
+      <w:r>
+        <w:rPr>
+          <w:rFonts w:hint="eastAsia"/>
+        </w:rPr>
+        <w:t>是抽象基类，下面的层的就是具体实现</w:t>
       </w:r>
       <w:r>
         <w:rPr>
@@ -4685,6 +4697,7 @@
   <w:style w:type="character" w:default="1" w:styleId="a0">
     <w:name w:val="Default Paragraph Font"/>
     <w:uiPriority w:val="1"/>
+    <w:semiHidden/>
     <w:unhideWhenUsed/>
   </w:style>
   <w:style w:type="table" w:default="1" w:styleId="a1">

--- a/Document/Document.docx
+++ b/Document/Document.docx
@@ -3490,7 +3490,37 @@
         <w:rPr>
           <w:rFonts w:hint="eastAsia"/>
         </w:rPr>
-        <w:t>”，如果不是出参的话就不要改。</w:t>
+        <w:t>”，如果不是出参的话就不要改</w:t>
+      </w:r>
+      <w:r>
+        <w:rPr>
+          <w:rFonts w:hint="eastAsia"/>
+        </w:rPr>
+        <w:t>（阅读的时候可以将“</w:t>
+      </w:r>
+      <w:r>
+        <w:t>=</w:t>
+      </w:r>
+      <w:r>
+        <w:rPr>
+          <w:rFonts w:hint="eastAsia"/>
+        </w:rPr>
+        <w:t>”视为特殊的“</w:t>
+      </w:r>
+      <w:r>
+        <w:t>&lt;-</w:t>
+      </w:r>
+      <w:r>
+        <w:rPr>
+          <w:rFonts w:hint="eastAsia"/>
+        </w:rPr>
+        <w:t>”）</w:t>
+      </w:r>
+      <w:r>
+        <w:rPr>
+          <w:rFonts w:hint="eastAsia"/>
+        </w:rPr>
+        <w:t>。</w:t>
       </w:r>
       <w:r>
         <w:rPr>

--- a/Document/Document.docx
+++ b/Document/Document.docx
@@ -1544,6 +1544,42 @@
           <m:t>Y</m:t>
         </m:r>
       </m:oMath>
+      <w:r>
+        <w:rPr>
+          <w:rFonts w:hint="eastAsia"/>
+        </w:rPr>
+        <w:t>（</w:t>
+      </w:r>
+      <w:r>
+        <w:rPr>
+          <w:rFonts w:hint="eastAsia"/>
+        </w:rPr>
+        <w:t>可以这么理解：用f封装</w:t>
+      </w:r>
+      <w:r>
+        <w:t>X</w:t>
+      </w:r>
+      <w:r>
+        <w:rPr>
+          <w:rFonts w:hint="eastAsia"/>
+        </w:rPr>
+        <w:t>，然后把</w:t>
+      </w:r>
+      <w:r>
+        <w:t>用f封装</w:t>
+      </w:r>
+      <w:r>
+        <w:rPr>
+          <w:rFonts w:hint="eastAsia"/>
+        </w:rPr>
+        <w:t>后的X交给Y</w:t>
+      </w:r>
+      <w:r>
+        <w:rPr>
+          <w:rFonts w:hint="eastAsia"/>
+        </w:rPr>
+        <w:t>）</w:t>
+      </w:r>
       <w:r>
         <w:rPr>
           <w:rFonts w:hint="eastAsia"/>
@@ -2361,20 +2397,17 @@
         <w:t>要做到真善美的话非常建议</w:t>
       </w:r>
       <w:r>
-        <w:t>对于任意两个模式Y和X，如果X是Y的模式，那Y就应该在X的上层，并且，要做到X即便换了一种模式（状态、模态）（比如X可以切换到模式X1或者模式X2，比如上层ai系统(Y)中的神经网络nn(X)可以切换到bnn神经网络(X1)也可以切换到cnn神经网络(X2)）也可以不改Y的</w:t>
-      </w:r>
-      <w:r>
-        <w:rPr>
-          <w:rFonts w:hint="eastAsia"/>
-        </w:rPr>
-        <w:t>内容</w:t>
-      </w:r>
-      <w:r>
-        <w:rPr>
-          <w:rFonts w:hint="eastAsia"/>
-        </w:rPr>
+        <w:t>对于任意两个模式Y和X，如果X是Y的模式，那Y就应该在X的上层，并且，要做到X即便换了一种模式（状态、模态）（比如X可以切换到模式X1或者模式X2，比如上层ai系统</w:t>
+      </w:r>
+      <w:r>
         <w:lastRenderedPageBreak/>
-        <w:t>（比如代码）</w:t>
+        <w:t>(Y)中的神经网络nn(X)可以切换到bnn神经网络(X1)也可以切换到cnn神经网络(X2)）也可以不改Y的</w:t>
+      </w:r>
+      <w:r>
+        <w:rPr>
+          <w:rFonts w:hint="eastAsia"/>
+        </w:rPr>
+        <w:t>内容（比如代码）</w:t>
       </w:r>
       <w:r>
         <w:t>就可以正确运行，哪怕X的模式切换是不保留原模式、删除原模式而用新模式替换掉原模式的。</w:t>
@@ -4727,7 +4760,6 @@
   <w:style w:type="character" w:default="1" w:styleId="a0">
     <w:name w:val="Default Paragraph Font"/>
     <w:uiPriority w:val="1"/>
-    <w:semiHidden/>
     <w:unhideWhenUsed/>
   </w:style>
   <w:style w:type="table" w:default="1" w:styleId="a1">
